--- a/Documentation/Reports and Papers/Isometric_Force_Test/Review_round_1/Reviewer_checklist_02.docx
+++ b/Documentation/Reports and Papers/Isometric_Force_Test/Review_round_1/Reviewer_checklist_02.docx
@@ -38,12 +38,21 @@
           <w:ilvl w:val="1"/>
           <w:numId w:val="1"/>
         </w:numPr>
+        <w:rPr>
+          <w:color w:val="00B050"/>
+        </w:rPr>
       </w:pPr>
       <w:r>
         <w:t>For clarification, are you asking for a figure legend?</w:t>
       </w:r>
       <w:r>
-        <w:t xml:space="preserve"> Figure has been updated.</w:t>
+        <w:t xml:space="preserve"> </w:t>
+      </w:r>
+      <w:r>
+        <w:t>The f</w:t>
+      </w:r>
+      <w:r>
+        <w:t>igure has been updated.</w:t>
       </w:r>
     </w:p>
     <w:p>
@@ -123,7 +132,49 @@
       </w:r>
       <w:proofErr w:type="spellEnd"/>
       <w:r>
-        <w:t xml:space="preserve"> with the standard /, space. We checked but can change it if needed (would need approval from MDPI copy-editors).</w:t>
+        <w:t xml:space="preserve"> with the standard /, space. We checked </w:t>
+      </w:r>
+      <w:r>
+        <w:t xml:space="preserve">the document and corrected a few that had a simple space. </w:t>
+      </w:r>
+      <w:proofErr w:type="gramStart"/>
+      <w:r>
+        <w:t>We</w:t>
+      </w:r>
+      <w:r>
+        <w:t xml:space="preserve"> change</w:t>
+      </w:r>
+      <w:proofErr w:type="gramEnd"/>
+      <w:r>
+        <w:t xml:space="preserve"> </w:t>
+      </w:r>
+      <w:r>
+        <w:t>can change the default options to a larger space</w:t>
+      </w:r>
+      <w:proofErr w:type="gramStart"/>
+      <w:r>
+        <w:t xml:space="preserve">, </w:t>
+      </w:r>
+      <w:r>
+        <w:t>it</w:t>
+      </w:r>
+      <w:proofErr w:type="gramEnd"/>
+      <w:r>
+        <w:t xml:space="preserve"> if needed</w:t>
+      </w:r>
+      <w:r>
+        <w:t xml:space="preserve">, but </w:t>
+      </w:r>
+      <w:r>
+        <w:t xml:space="preserve">would need approval from MDPI </w:t>
+      </w:r>
+      <w:proofErr w:type="gramStart"/>
+      <w:r>
+        <w:t>copy-editors</w:t>
+      </w:r>
+      <w:proofErr w:type="gramEnd"/>
+      <w:r>
+        <w:t>.</w:t>
       </w:r>
     </w:p>
     <w:p>
@@ -147,10 +198,16 @@
         </w:numPr>
       </w:pPr>
       <w:r>
-        <w:t xml:space="preserve">Ok, </w:t>
-      </w:r>
-      <w:r>
-        <w:t>the last two paragraphs have been organized under a Conclusion section.</w:t>
+        <w:t xml:space="preserve">The </w:t>
+      </w:r>
+      <w:r>
+        <w:t xml:space="preserve">last two paragraphs have </w:t>
+      </w:r>
+      <w:r>
+        <w:t xml:space="preserve">now </w:t>
+      </w:r>
+      <w:r>
+        <w:t>been organized under a Conclusion section.</w:t>
       </w:r>
     </w:p>
     <w:p>
@@ -174,7 +231,27 @@
         </w:numPr>
       </w:pPr>
       <w:r>
-        <w:t xml:space="preserve">Paragraph that this work applies to the 10 and 20 mm, which are the most common. Anticipate that these equations can but used for the other sizes (5mm and 40 mm), but data would need to be collected. </w:t>
+        <w:t>T</w:t>
+      </w:r>
+      <w:r>
+        <w:t xml:space="preserve">his work applies to the 10 and 20 mm, which are the most common. </w:t>
+      </w:r>
+      <w:r>
+        <w:t>We a</w:t>
+      </w:r>
+      <w:r>
+        <w:t>nticipate that these equations can but used for the other sizes (5</w:t>
+      </w:r>
+      <w:proofErr w:type="gramStart"/>
+      <w:r>
+        <w:t>mm</w:t>
+      </w:r>
+      <w:proofErr w:type="gramEnd"/>
+      <w:r>
+        <w:t xml:space="preserve"> and 40 mm), but data would need to be collected. </w:t>
+      </w:r>
+      <w:r>
+        <w:t xml:space="preserve"> The shapes of the 5 mm and 40 mm BPAs are similar. If one considers coefficients c1 and c2 to be exponential shaping factors, and c0 to be the relative importance of the exponential decay, then the equations should fit the similar curves but with different coefficients.</w:t>
       </w:r>
     </w:p>
     <w:p>
@@ -186,7 +263,23 @@
         </w:numPr>
       </w:pPr>
       <w:r>
-        <w:t>What is the stiffness of the Festo BPA when a zero pressure is applied? Characterization of such a passive stiffness is demanded.</w:t>
+        <w:t xml:space="preserve">What is the stiffness of the Festo BPA when </w:t>
+      </w:r>
+      <w:proofErr w:type="gramStart"/>
+      <w:r>
+        <w:t>a zero</w:t>
+      </w:r>
+      <w:proofErr w:type="gramEnd"/>
+      <w:r>
+        <w:t xml:space="preserve"> pressure is applied? Characterization of </w:t>
+      </w:r>
+      <w:proofErr w:type="gramStart"/>
+      <w:r>
+        <w:t>such a</w:t>
+      </w:r>
+      <w:proofErr w:type="gramEnd"/>
+      <w:r>
+        <w:t xml:space="preserve"> passive stiffness is demanded.</w:t>
       </w:r>
     </w:p>
     <w:p>
@@ -201,53 +294,72 @@
         <w:t xml:space="preserve">Agree that this is interesting, especially when considering active/passive elements of biological muscle. </w:t>
       </w:r>
       <w:r>
-        <w:t xml:space="preserve">Outside the scope of this work. We do not have the test setup for this. </w:t>
-      </w:r>
-      <w:r>
-        <w:t>It would require m</w:t>
-      </w:r>
-      <w:r>
-        <w:t xml:space="preserve">easuring between hose clamps on </w:t>
-      </w:r>
-      <w:r>
-        <w:t>Instron</w:t>
+        <w:t>We do not</w:t>
+      </w:r>
+      <w:r>
+        <w:t xml:space="preserve"> currently</w:t>
+      </w:r>
+      <w:r>
+        <w:t xml:space="preserve"> have the test setup for this.</w:t>
       </w:r>
       <w:r>
         <w:t xml:space="preserve"> </w:t>
       </w:r>
       <w:r>
-        <w:t xml:space="preserve">tensile </w:t>
-      </w:r>
-      <w:r>
-        <w:t>machine.</w:t>
+        <w:t>We believe that this question is o</w:t>
+      </w:r>
+      <w:r>
+        <w:t>utside the scope of this work</w:t>
+      </w:r>
+      <w:r>
+        <w:t xml:space="preserve"> as we have focused on lengths between 0 and 1 relative strain without the use of external force.</w:t>
       </w:r>
       <w:r>
         <w:t xml:space="preserve"> </w:t>
       </w:r>
       <w:r>
-        <w:t xml:space="preserve">The Festo Fluidic Muscle DMSP (2026) manual </w:t>
+        <w:t>The Festo Fluidic Muscle DMSP (2026) manual mention</w:t>
+      </w:r>
+      <w:r>
+        <w:t>s</w:t>
+      </w:r>
+      <w:r>
+        <w:t xml:space="preserve"> to avoid an unpressurized state and leave a residual pressure of up to 0.5 bar, and therefore </w:t>
+      </w:r>
+      <w:r>
+        <w:t xml:space="preserve">should </w:t>
+      </w:r>
+      <w:r>
+        <w:t xml:space="preserve">the passive stiffness at this </w:t>
       </w:r>
       <w:proofErr w:type="gramStart"/>
       <w:r>
-        <w:t>mention</w:t>
+        <w:t xml:space="preserve">pressure </w:t>
+      </w:r>
+      <w:r>
+        <w:t>sh</w:t>
+      </w:r>
+      <w:r>
+        <w:t>ould</w:t>
       </w:r>
       <w:proofErr w:type="gramEnd"/>
       <w:r>
-        <w:t xml:space="preserve"> to avoid </w:t>
-      </w:r>
-      <w:proofErr w:type="gramStart"/>
-      <w:r>
-        <w:t>an unpressurized</w:t>
-      </w:r>
-      <w:proofErr w:type="gramEnd"/>
-      <w:r>
-        <w:t xml:space="preserve"> state and leave a residual pressure of up to 0.5 bar, and therefore the passive stiffness at this pressure </w:t>
-      </w:r>
-      <w:r>
-        <w:t>sh</w:t>
-      </w:r>
-      <w:r>
-        <w:t>ould also be considered.</w:t>
+        <w:t xml:space="preserve"> also be considered</w:t>
+      </w:r>
+      <w:r>
+        <w:t>?</w:t>
+      </w:r>
+    </w:p>
+    <w:p>
+      <w:pPr>
+        <w:pStyle w:val="ListParagraph"/>
+        <w:numPr>
+          <w:ilvl w:val="0"/>
+          <w:numId w:val="1"/>
+        </w:numPr>
+      </w:pPr>
+      <w:r>
+        <w:t>Experiments are limited to Festo BPAs of two diameters; effects of manufacturing variations are not analyzed. Add necessary discussion on these influences.</w:t>
       </w:r>
     </w:p>
     <w:p>
@@ -258,6 +370,65 @@
           <w:numId w:val="1"/>
         </w:numPr>
       </w:pPr>
+      <w:r>
+        <w:t xml:space="preserve">Noted on our analysis of maximum strain. We do not </w:t>
+      </w:r>
+      <w:r>
+        <w:t xml:space="preserve">currently </w:t>
+      </w:r>
+      <w:r>
+        <w:t xml:space="preserve">have </w:t>
+      </w:r>
+      <w:r>
+        <w:t xml:space="preserve">a </w:t>
+      </w:r>
+      <w:r>
+        <w:t>systemati</w:t>
+      </w:r>
+      <w:r>
+        <w:t xml:space="preserve">c analysis of the effects of manufacturing variations on BPA </w:t>
+      </w:r>
+      <w:proofErr w:type="gramStart"/>
+      <w:r>
+        <w:t>properties, but</w:t>
+      </w:r>
+      <w:proofErr w:type="gramEnd"/>
+      <w:r>
+        <w:t xml:space="preserve"> have noticed </w:t>
+      </w:r>
+      <w:proofErr w:type="gramStart"/>
+      <w:r>
+        <w:t>that</w:t>
+      </w:r>
+      <w:proofErr w:type="gramEnd"/>
+      <w:r>
+        <w:t xml:space="preserve"> seems to be more prominent in the 10 mm BPAs. </w:t>
+      </w:r>
+      <w:r>
+        <w:t xml:space="preserve">Normalizing helps account for manufacturing variations. </w:t>
+      </w:r>
+      <w:r>
+        <w:t>In addition, we have a</w:t>
+      </w:r>
+      <w:r>
+        <w:t>dd</w:t>
+      </w:r>
+      <w:r>
+        <w:t>ed</w:t>
+      </w:r>
+      <w:r>
+        <w:t xml:space="preserve"> error bars to </w:t>
+      </w:r>
+      <w:r>
+        <w:lastRenderedPageBreak/>
+        <w:t xml:space="preserve">Figure </w:t>
+      </w:r>
+      <w:r>
+        <w:t>3(b)</w:t>
+      </w:r>
+      <w:r>
+        <w:t xml:space="preserve"> to show the effect of being +/- 1 mm in measuring resting length or contracted length at 620 kPa.</w:t>
+      </w:r>
     </w:p>
     <w:p>
       <w:pPr>
@@ -268,7 +439,7 @@
         </w:numPr>
       </w:pPr>
       <w:r>
-        <w:t>Experiments are limited to Festo BPAs of two diameters; effects of manufacturing variations are not analyzed. Add necessary discussion on these influences.</w:t>
+        <w:t>No analysis of force degradation over cyclic loading or long-term drift is provided. Add these data.</w:t>
       </w:r>
     </w:p>
     <w:p>
@@ -280,58 +451,31 @@
         </w:numPr>
       </w:pPr>
       <w:r>
-        <w:t>Noted on our analysis of maximum strain. We do not have systematic… Normalizing helps account for manufacturing variations. Own paragraph or combine with point 5.</w:t>
+        <w:t>We a</w:t>
+      </w:r>
+      <w:r>
+        <w:t xml:space="preserve">gree that this is interesting to look at. We can mention it in the discussion. </w:t>
+      </w:r>
+      <w:r>
+        <w:t>We</w:t>
       </w:r>
       <w:r>
         <w:t xml:space="preserve"> </w:t>
       </w:r>
       <w:r>
-        <w:rPr>
-          <w:color w:val="70AD47" w:themeColor="accent6"/>
-        </w:rPr>
-        <w:t>Add error bars to 3(b)</w:t>
-      </w:r>
-    </w:p>
-    <w:p>
-      <w:pPr>
-        <w:pStyle w:val="ListParagraph"/>
-        <w:numPr>
-          <w:ilvl w:val="0"/>
-          <w:numId w:val="1"/>
-        </w:numPr>
-      </w:pPr>
-      <w:r>
-        <w:t>No analysis of force degradation over cyclic loading or long-term drift is provided. Add these data.</w:t>
-      </w:r>
-    </w:p>
-    <w:p>
-      <w:pPr>
-        <w:pStyle w:val="ListParagraph"/>
-        <w:numPr>
-          <w:ilvl w:val="1"/>
-          <w:numId w:val="1"/>
-        </w:numPr>
-      </w:pPr>
-      <w:r>
-        <w:t>Track down mentions in existing literature.</w:t>
-      </w:r>
-      <w:r>
-        <w:t xml:space="preserve"> We could run this in half a day.</w:t>
-      </w:r>
-    </w:p>
-    <w:p>
-      <w:pPr>
-        <w:pStyle w:val="ListParagraph"/>
-        <w:numPr>
-          <w:ilvl w:val="1"/>
-          <w:numId w:val="1"/>
-        </w:numPr>
-      </w:pPr>
-      <w:r>
-        <w:t xml:space="preserve">Agree that this is interesting to look at. We can mention it in the discussion. </w:t>
-      </w:r>
-      <w:r>
-        <w:t xml:space="preserve">We don’t currently have a test setup for this. </w:t>
+        <w:t>don’t currently have a test setup for this</w:t>
+      </w:r>
+      <w:r>
+        <w:t xml:space="preserve"> and believe it is outside the scope of this paper</w:t>
+      </w:r>
+      <w:r>
+        <w:t>.</w:t>
+      </w:r>
+      <w:r>
+        <w:t xml:space="preserve"> There are no papers that measure this experimentally, only some that mention the Festo Fluidic Muscle datasheet.</w:t>
+      </w:r>
+      <w:r>
+        <w:t xml:space="preserve"> </w:t>
       </w:r>
       <w:r>
         <w:t xml:space="preserve">Festo </w:t>
@@ -340,14 +484,16 @@
         <w:t xml:space="preserve">(2026) </w:t>
       </w:r>
       <w:r>
-        <w:t xml:space="preserve">mentions that the 40 mm BPA can do 1 million cycles </w:t>
-      </w:r>
-      <w:r>
-        <w:t xml:space="preserve">at 6000 N (maximum rated load), or 10 million cycles </w:t>
-      </w:r>
-      <w:r>
-        <w:lastRenderedPageBreak/>
-        <w:t>at 4000 N. The</w:t>
+        <w:t xml:space="preserve">mentions that </w:t>
+      </w:r>
+      <w:r>
+        <w:t>a</w:t>
+      </w:r>
+      <w:r>
+        <w:t xml:space="preserve"> 40 mm BPA can do 1 million cycles </w:t>
+      </w:r>
+      <w:r>
+        <w:t>at 6000 N (maximum rated load), or 10 million cycles at 4000 N. The</w:t>
       </w:r>
       <w:r>
         <w:t>y do not mention the service life of the other size BPAs. The Festo DMSP/MAS 2018</w:t>
@@ -397,27 +543,7 @@
         </w:numPr>
       </w:pPr>
       <w:r>
-        <w:t>Another table to compare</w:t>
-      </w:r>
-      <w:r>
-        <w:t xml:space="preserve"> our data</w:t>
-      </w:r>
-      <w:r>
-        <w:t xml:space="preserve"> with Martins and Sarosi models</w:t>
-      </w:r>
-      <w:r>
-        <w:t xml:space="preserve"> at various lengths.</w:t>
-      </w:r>
-      <w:r>
-        <w:t xml:space="preserve"> </w:t>
-      </w:r>
-      <w:r>
-        <w:rPr>
-          <w:b/>
-          <w:bCs/>
-          <w:color w:val="EE0000"/>
-        </w:rPr>
-        <w:t>WORK ON THIS</w:t>
+        <w:t>Table 3 has been added to compare our model with that of Sarosi and Martens and Bolan.</w:t>
       </w:r>
     </w:p>
     <w:p>
@@ -455,10 +581,37 @@
         <w:t xml:space="preserve"> here (90 psi)</w:t>
       </w:r>
       <w:r>
-        <w:t>. Other pressures could relatively easily (say this more scientifically).</w:t>
-      </w:r>
-      <w:r>
-        <w:t xml:space="preserve"> Picking different values would affect coefficients minimally. Doesn’t serve as a true maximum. P</w:t>
+        <w:t xml:space="preserve">. Other pressures could relatively easily </w:t>
+      </w:r>
+      <w:r>
+        <w:t xml:space="preserve">be used, like 600 kPa maximum rated pressure for the 20 mm BPA, or 800 kPa which is </w:t>
+      </w:r>
+      <w:r>
+        <w:t>the maximum rated pressure for the 10 mm BPA.</w:t>
+      </w:r>
+      <w:r>
+        <w:t xml:space="preserve"> Picking different</w:t>
+      </w:r>
+      <w:r>
+        <w:t xml:space="preserve"> </w:t>
+      </w:r>
+      <w:r>
+        <w:t>values</w:t>
+      </w:r>
+      <w:r>
+        <w:t xml:space="preserve"> in working BPA pressure range</w:t>
+      </w:r>
+      <w:r>
+        <w:t xml:space="preserve"> would affect coefficients minimally. Doesn’t serve as a true maximum.</w:t>
+      </w:r>
+      <w:r>
+        <w:t xml:space="preserve"> It </w:t>
+      </w:r>
+      <w:r>
+        <w:t>allowed us to reduce Equation 8 from 6 coefficients to 3.</w:t>
+      </w:r>
+      <w:r>
+        <w:t xml:space="preserve"> This discussion is in the paragraph before the Conclusions section.</w:t>
       </w:r>
     </w:p>
     <w:p>
@@ -482,7 +635,15 @@
         </w:numPr>
       </w:pPr>
       <w:r>
-        <w:t>Yes. Small equation. Can also be used in lookup table for quick real-time control.</w:t>
+        <w:t xml:space="preserve">Yes. Small equation. </w:t>
+      </w:r>
+      <w:proofErr w:type="gramStart"/>
+      <w:r>
+        <w:t>Can</w:t>
+      </w:r>
+      <w:proofErr w:type="gramEnd"/>
+      <w:r>
+        <w:t xml:space="preserve"> also be used in lookup table for quick real-time control.</w:t>
       </w:r>
     </w:p>
     <w:p>
@@ -536,6 +697,7 @@
     </w:p>
     <w:p>
       <w:r>
+        <w:lastRenderedPageBreak/>
         <w:t xml:space="preserve">A simple analysis of a product's performance and the difference between the manufacturer's specifications and the individual device.  As a route to </w:t>
       </w:r>
       <w:r>
@@ -586,17 +748,19 @@
         </w:numPr>
       </w:pPr>
       <w:r>
-        <w:t>This is a mystery. In the 2013 catalogue (</w:t>
+        <w:t>In the 2013 catalogue (</w:t>
       </w:r>
       <w:r>
         <w:t>https://ftp.festo.com/Public/PNEUMATIC/SOFTWARE_SERVICE/Documentation/2015/EN/DMSP-MAS_EN.PDF</w:t>
       </w:r>
       <w:r>
-        <w:t xml:space="preserve">), they note that testing was done with BPAs that are 10x the diameter. I think their model must have a sign with an inverted parameter, because even in some of their documentation they note that force decreases with decreasing length. However, the 100 mm BPA should have much less force than what is shown in the curve. This is our experience and the reason </w:t>
-      </w:r>
-      <w:r>
-        <w:lastRenderedPageBreak/>
-        <w:t xml:space="preserve">for the testing. They don’t properly account for the end effects of the pressure vessel where end effects dominate: </w:t>
+        <w:t xml:space="preserve">), they note that testing was done with BPAs that are 10x the diameter. </w:t>
+      </w:r>
+      <w:r>
+        <w:t>It is possible</w:t>
+      </w:r>
+      <w:r>
+        <w:t xml:space="preserve"> model must have a sign with an inverted parameter, because even in some of their documentation they note that force decreases with decreasing length. However, the 100 mm BPA should have much less force than what is shown in the curve. This is our experience and the reason for the testing. They don’t properly account for the end effects of the pressure vessel where end effects dominate: </w:t>
       </w:r>
       <w:r>
         <w:tab/>
@@ -697,6 +861,23 @@
         </w:rPr>
         <w:t>find older references.</w:t>
       </w:r>
+      <w:r>
+        <w:rPr>
+          <w:color w:val="EE0000"/>
+        </w:rPr>
+        <w:t xml:space="preserve"> </w:t>
+      </w:r>
+      <w:r>
+        <w:t xml:space="preserve">This paragraph sort of trails off. Let’s update it </w:t>
+      </w:r>
+      <w:proofErr w:type="gramStart"/>
+      <w:r>
+        <w:t>clearly</w:t>
+      </w:r>
+      <w:proofErr w:type="gramEnd"/>
+      <w:r>
+        <w:t xml:space="preserve"> tie up ideas and transition to the next paragraph.</w:t>
+      </w:r>
     </w:p>
     <w:p>
       <w:pPr>
@@ -753,7 +934,11 @@
       </w:r>
       <w:proofErr w:type="spellEnd"/>
       <w:r>
-        <w:t xml:space="preserve">) rather than at an optimal fiber length".  Is the ability of the natural musculoskeletal system to adapt to the required loads and ranges placed upon them, by changing tenson length, sarcomere and </w:t>
+        <w:t xml:space="preserve">) rather than at an optimal fiber length".  Is the ability of the natural musculoskeletal system to adapt to the required loads and ranges placed </w:t>
+      </w:r>
+      <w:r>
+        <w:lastRenderedPageBreak/>
+        <w:t xml:space="preserve">upon them, by changing tenson length, sarcomere and </w:t>
       </w:r>
       <w:proofErr w:type="spellStart"/>
       <w:r>
